--- a/inst/templates/org-reference.docx
+++ b/inst/templates/org-reference.docx
@@ -476,6 +476,7 @@
       <w:rFonts w:ascii="Times New Roman" w:hAnsi="Times New Roman" w:cs="Times New Roman" w:eastAsia="Times New Roman"/>
       <w:b/>
       <w:bCs/>
+      <w:caps w:val="0"/>
       <w:color w:val="000000"/>
       <w:sz w:val="32"/>
       <w:szCs w:val="28"/>
@@ -500,6 +501,7 @@
       <w:rFonts w:ascii="Times New Roman" w:hAnsi="Times New Roman" w:cs="Times New Roman" w:eastAsia="Times New Roman"/>
       <w:b/>
       <w:bCs/>
+      <w:caps w:val="0"/>
       <w:color w:val="000000"/>
       <w:sz w:val="28"/>
       <w:szCs w:val="26"/>
@@ -524,6 +526,7 @@
       <w:rFonts w:ascii="Times New Roman" w:hAnsi="Times New Roman" w:cs="Times New Roman" w:eastAsia="Times New Roman"/>
       <w:b/>
       <w:bCs/>
+      <w:caps w:val="0"/>
       <w:color w:val="000000"/>
       <w:sz w:val="24"/>
     </w:rPr>
@@ -550,6 +553,7 @@
       <w:bCs/>
       <w:i/>
       <w:iCs/>
+      <w:caps w:val="0"/>
       <w:color w:val="000000"/>
       <w:sz w:val="22"/>
     </w:rPr>
@@ -573,6 +577,7 @@
     <w:rPr>
       <w:rFonts w:ascii="Times New Roman" w:hAnsi="Times New Roman" w:cs="Times New Roman" w:eastAsia="Times New Roman"/>
       <w:b/>
+      <w:caps w:val="0"/>
       <w:color w:val="000000"/>
       <w:sz w:val="22"/>
     </w:rPr>
@@ -598,6 +603,7 @@
       <w:b/>
       <w:i/>
       <w:iCs/>
+      <w:caps w:val="0"/>
       <w:color w:val="000000"/>
       <w:sz w:val="22"/>
     </w:rPr>
@@ -12228,6 +12234,29 @@
       <w:rFonts w:ascii="Times New Roman" w:hAnsi="Times New Roman" w:cs="Times New Roman" w:eastAsia="Times New Roman"/>
       <w:color w:val="000000"/>
       <w:sz w:val="22"/>
+    </w:rPr>
+  </w:style>
+  <w:style w:type="paragraph" w:customStyle="1" w:styleId="SourceCode">
+    <w:name w:val="Source Code"/>
+    <w:basedOn w:val="Normal"/>
+    <w:pPr>
+      <w:shd w:val="clear" w:color="auto" w:fill="F1F3F5"/>
+      <w:spacing w:before="0" w:after="0"/>
+    </w:pPr>
+    <w:rPr>
+      <w:rFonts w:ascii="Courier New" w:hAnsi="Courier New" w:cs="Courier New" w:eastAsia="Courier New"/>
+      <w:color w:val="000000"/>
+      <w:sz w:val="20"/>
+    </w:rPr>
+  </w:style>
+  <w:style w:type="character" w:customStyle="1" w:styleId="VerbatimChar">
+    <w:name w:val="Verbatim Char"/>
+    <w:basedOn w:val="DefaultParagraphFont"/>
+    <w:rPr>
+      <w:rFonts w:ascii="Courier New" w:hAnsi="Courier New" w:cs="Courier New" w:eastAsia="Courier New"/>
+      <w:color w:val="000000"/>
+      <w:sz w:val="20"/>
+      <w:shd w:val="clear" w:color="auto" w:fill="F1F3F5"/>
     </w:rPr>
   </w:style>
   <w:style w:type="character" w:customStyle="1" w:styleId="Hyperlink">

--- a/inst/templates/org-reference.docx
+++ b/inst/templates/org-reference.docx
@@ -12185,6 +12185,22 @@
       </w:tabs>
       <w:spacing w:after="80"/>
       <w:ind w:left="720"/>
+    </w:pPr>
+    <w:rPr>
+      <w:rFonts w:ascii="Times New Roman" w:hAnsi="Times New Roman" w:cs="Times New Roman" w:eastAsia="Times New Roman"/>
+      <w:color w:val="000000"/>
+      <w:sz w:val="22"/>
+    </w:rPr>
+  </w:style>
+  <w:style w:type="paragraph" w:customStyle="1" w:styleId="TableofFigures">
+    <w:name w:val="Table of Figures"/>
+    <w:basedOn w:val="Normal"/>
+    <w:pPr>
+      <w:tabs>
+        <w:tab w:pos="9360" w:val="right" w:leader="dot"/>
+      </w:tabs>
+      <w:spacing w:after="80"/>
+      <w:ind w:left="0"/>
     </w:pPr>
     <w:rPr>
       <w:rFonts w:ascii="Times New Roman" w:hAnsi="Times New Roman" w:cs="Times New Roman" w:eastAsia="Times New Roman"/>

--- a/inst/templates/org-reference.docx
+++ b/inst/templates/org-reference.docx
@@ -12272,6 +12272,259 @@
       <w:rFonts w:ascii="Courier New" w:hAnsi="Courier New" w:cs="Courier New" w:eastAsia="Courier New"/>
       <w:color w:val="000000"/>
       <w:sz w:val="20"/>
+      <w:shd w:val="clear" w:color="auto" w:fill="F1F3F5"/>
+    </w:rPr>
+  </w:style>
+  <w:style w:type="character" w:customStyle="1" w:styleId="KeywordTok">
+    <w:name w:val="KeywordTok"/>
+    <w:basedOn w:val="VerbatimChar"/>
+    <w:rPr>
+      <w:b/>
+      <w:color w:val="003B4F"/>
+      <w:shd w:val="clear" w:color="auto" w:fill="F1F3F5"/>
+    </w:rPr>
+  </w:style>
+  <w:style w:type="character" w:customStyle="1" w:styleId="DataTypeTok">
+    <w:name w:val="DataTypeTok"/>
+    <w:basedOn w:val="VerbatimChar"/>
+    <w:rPr>
+      <w:color w:val="AD0000"/>
+      <w:shd w:val="clear" w:color="auto" w:fill="F1F3F5"/>
+    </w:rPr>
+  </w:style>
+  <w:style w:type="character" w:customStyle="1" w:styleId="DecValTok">
+    <w:name w:val="DecValTok"/>
+    <w:basedOn w:val="VerbatimChar"/>
+    <w:rPr>
+      <w:color w:val="AD0000"/>
+      <w:shd w:val="clear" w:color="auto" w:fill="F1F3F5"/>
+    </w:rPr>
+  </w:style>
+  <w:style w:type="character" w:customStyle="1" w:styleId="BaseNTok">
+    <w:name w:val="BaseNTok"/>
+    <w:basedOn w:val="VerbatimChar"/>
+    <w:rPr>
+      <w:color w:val="AD0000"/>
+      <w:shd w:val="clear" w:color="auto" w:fill="F1F3F5"/>
+    </w:rPr>
+  </w:style>
+  <w:style w:type="character" w:customStyle="1" w:styleId="FloatTok">
+    <w:name w:val="FloatTok"/>
+    <w:basedOn w:val="VerbatimChar"/>
+    <w:rPr>
+      <w:color w:val="AD0000"/>
+      <w:shd w:val="clear" w:color="auto" w:fill="F1F3F5"/>
+    </w:rPr>
+  </w:style>
+  <w:style w:type="character" w:customStyle="1" w:styleId="ConstantTok">
+    <w:name w:val="ConstantTok"/>
+    <w:basedOn w:val="VerbatimChar"/>
+    <w:rPr>
+      <w:color w:val="8F5902"/>
+      <w:shd w:val="clear" w:color="auto" w:fill="F1F3F5"/>
+    </w:rPr>
+  </w:style>
+  <w:style w:type="character" w:customStyle="1" w:styleId="CharTok">
+    <w:name w:val="CharTok"/>
+    <w:basedOn w:val="VerbatimChar"/>
+    <w:rPr>
+      <w:color w:val="20794D"/>
+      <w:shd w:val="clear" w:color="auto" w:fill="F1F3F5"/>
+    </w:rPr>
+  </w:style>
+  <w:style w:type="character" w:customStyle="1" w:styleId="SpecialCharTok">
+    <w:name w:val="SpecialCharTok"/>
+    <w:basedOn w:val="VerbatimChar"/>
+    <w:rPr>
+      <w:color w:val="5E5E5E"/>
+      <w:shd w:val="clear" w:color="auto" w:fill="F1F3F5"/>
+    </w:rPr>
+  </w:style>
+  <w:style w:type="character" w:customStyle="1" w:styleId="StringTok">
+    <w:name w:val="StringTok"/>
+    <w:basedOn w:val="VerbatimChar"/>
+    <w:rPr>
+      <w:color w:val="20794D"/>
+      <w:shd w:val="clear" w:color="auto" w:fill="F1F3F5"/>
+    </w:rPr>
+  </w:style>
+  <w:style w:type="character" w:customStyle="1" w:styleId="VerbatimStringTok">
+    <w:name w:val="VerbatimStringTok"/>
+    <w:basedOn w:val="VerbatimChar"/>
+    <w:rPr>
+      <w:color w:val="20794D"/>
+      <w:shd w:val="clear" w:color="auto" w:fill="F1F3F5"/>
+    </w:rPr>
+  </w:style>
+  <w:style w:type="character" w:customStyle="1" w:styleId="SpecialStringTok">
+    <w:name w:val="SpecialStringTok"/>
+    <w:basedOn w:val="VerbatimChar"/>
+    <w:rPr>
+      <w:color w:val="20794D"/>
+      <w:shd w:val="clear" w:color="auto" w:fill="F1F3F5"/>
+    </w:rPr>
+  </w:style>
+  <w:style w:type="character" w:customStyle="1" w:styleId="ImportTok">
+    <w:name w:val="ImportTok"/>
+    <w:basedOn w:val="VerbatimChar"/>
+    <w:rPr>
+      <w:color w:val="00769E"/>
+      <w:shd w:val="clear" w:color="auto" w:fill="F1F3F5"/>
+    </w:rPr>
+  </w:style>
+  <w:style w:type="character" w:customStyle="1" w:styleId="CommentTok">
+    <w:name w:val="CommentTok"/>
+    <w:basedOn w:val="VerbatimChar"/>
+    <w:rPr>
+      <w:color w:val="5E5E5E"/>
+      <w:shd w:val="clear" w:color="auto" w:fill="F1F3F5"/>
+    </w:rPr>
+  </w:style>
+  <w:style w:type="character" w:customStyle="1" w:styleId="DocumentationTok">
+    <w:name w:val="DocumentationTok"/>
+    <w:basedOn w:val="VerbatimChar"/>
+    <w:rPr>
+      <w:i/>
+      <w:color w:val="5E5E5E"/>
+      <w:shd w:val="clear" w:color="auto" w:fill="F1F3F5"/>
+    </w:rPr>
+  </w:style>
+  <w:style w:type="character" w:customStyle="1" w:styleId="AnnotationTok">
+    <w:name w:val="AnnotationTok"/>
+    <w:basedOn w:val="VerbatimChar"/>
+    <w:rPr>
+      <w:color w:val="5E5E5E"/>
+      <w:shd w:val="clear" w:color="auto" w:fill="F1F3F5"/>
+    </w:rPr>
+  </w:style>
+  <w:style w:type="character" w:customStyle="1" w:styleId="CommentVarTok">
+    <w:name w:val="CommentVarTok"/>
+    <w:basedOn w:val="VerbatimChar"/>
+    <w:rPr>
+      <w:i/>
+      <w:color w:val="5E5E5E"/>
+      <w:shd w:val="clear" w:color="auto" w:fill="F1F3F5"/>
+    </w:rPr>
+  </w:style>
+  <w:style w:type="character" w:customStyle="1" w:styleId="OtherTok">
+    <w:name w:val="OtherTok"/>
+    <w:basedOn w:val="VerbatimChar"/>
+    <w:rPr>
+      <w:color w:val="003B4F"/>
+      <w:shd w:val="clear" w:color="auto" w:fill="F1F3F5"/>
+    </w:rPr>
+  </w:style>
+  <w:style w:type="character" w:customStyle="1" w:styleId="FunctionTok">
+    <w:name w:val="FunctionTok"/>
+    <w:basedOn w:val="VerbatimChar"/>
+    <w:rPr>
+      <w:color w:val="4758AB"/>
+      <w:shd w:val="clear" w:color="auto" w:fill="F1F3F5"/>
+    </w:rPr>
+  </w:style>
+  <w:style w:type="character" w:customStyle="1" w:styleId="VariableTok">
+    <w:name w:val="VariableTok"/>
+    <w:basedOn w:val="VerbatimChar"/>
+    <w:rPr>
+      <w:color w:val="111111"/>
+      <w:shd w:val="clear" w:color="auto" w:fill="F1F3F5"/>
+    </w:rPr>
+  </w:style>
+  <w:style w:type="character" w:customStyle="1" w:styleId="ControlFlowTok">
+    <w:name w:val="ControlFlowTok"/>
+    <w:basedOn w:val="VerbatimChar"/>
+    <w:rPr>
+      <w:b/>
+      <w:color w:val="003B4F"/>
+      <w:shd w:val="clear" w:color="auto" w:fill="F1F3F5"/>
+    </w:rPr>
+  </w:style>
+  <w:style w:type="character" w:customStyle="1" w:styleId="OperatorTok">
+    <w:name w:val="OperatorTok"/>
+    <w:basedOn w:val="VerbatimChar"/>
+    <w:rPr>
+      <w:color w:val="5E5E5E"/>
+      <w:shd w:val="clear" w:color="auto" w:fill="F1F3F5"/>
+    </w:rPr>
+  </w:style>
+  <w:style w:type="character" w:customStyle="1" w:styleId="BuiltInTok">
+    <w:name w:val="BuiltInTok"/>
+    <w:basedOn w:val="VerbatimChar"/>
+    <w:rPr>
+      <w:color w:val="003B4F"/>
+      <w:shd w:val="clear" w:color="auto" w:fill="F1F3F5"/>
+    </w:rPr>
+  </w:style>
+  <w:style w:type="character" w:customStyle="1" w:styleId="ExtensionTok">
+    <w:name w:val="ExtensionTok"/>
+    <w:basedOn w:val="VerbatimChar"/>
+    <w:rPr>
+      <w:color w:val="003B4F"/>
+      <w:shd w:val="clear" w:color="auto" w:fill="F1F3F5"/>
+    </w:rPr>
+  </w:style>
+  <w:style w:type="character" w:customStyle="1" w:styleId="PreprocessorTok">
+    <w:name w:val="PreprocessorTok"/>
+    <w:basedOn w:val="VerbatimChar"/>
+    <w:rPr>
+      <w:color w:val="AD0000"/>
+      <w:shd w:val="clear" w:color="auto" w:fill="F1F3F5"/>
+    </w:rPr>
+  </w:style>
+  <w:style w:type="character" w:customStyle="1" w:styleId="AttributeTok">
+    <w:name w:val="AttributeTok"/>
+    <w:basedOn w:val="VerbatimChar"/>
+    <w:rPr>
+      <w:color w:val="657422"/>
+      <w:shd w:val="clear" w:color="auto" w:fill="F1F3F5"/>
+    </w:rPr>
+  </w:style>
+  <w:style w:type="character" w:customStyle="1" w:styleId="RegionMarkerTok">
+    <w:name w:val="RegionMarkerTok"/>
+    <w:basedOn w:val="VerbatimChar"/>
+    <w:rPr>
+      <w:color w:val="003B4F"/>
+      <w:shd w:val="clear" w:color="auto" w:fill="F1F3F5"/>
+    </w:rPr>
+  </w:style>
+  <w:style w:type="character" w:customStyle="1" w:styleId="InformationTok">
+    <w:name w:val="InformationTok"/>
+    <w:basedOn w:val="VerbatimChar"/>
+    <w:rPr>
+      <w:color w:val="5E5E5E"/>
+      <w:shd w:val="clear" w:color="auto" w:fill="F1F3F5"/>
+    </w:rPr>
+  </w:style>
+  <w:style w:type="character" w:customStyle="1" w:styleId="WarningTok">
+    <w:name w:val="WarningTok"/>
+    <w:basedOn w:val="VerbatimChar"/>
+    <w:rPr>
+      <w:i/>
+      <w:color w:val="5E5E5E"/>
+      <w:shd w:val="clear" w:color="auto" w:fill="F1F3F5"/>
+    </w:rPr>
+  </w:style>
+  <w:style w:type="character" w:customStyle="1" w:styleId="AlertTok">
+    <w:name w:val="AlertTok"/>
+    <w:basedOn w:val="VerbatimChar"/>
+    <w:rPr>
+      <w:color w:val="AD0000"/>
+      <w:shd w:val="clear" w:color="auto" w:fill="F1F3F5"/>
+    </w:rPr>
+  </w:style>
+  <w:style w:type="character" w:customStyle="1" w:styleId="ErrorTok">
+    <w:name w:val="ErrorTok"/>
+    <w:basedOn w:val="VerbatimChar"/>
+    <w:rPr>
+      <w:color w:val="AD0000"/>
+      <w:shd w:val="clear" w:color="auto" w:fill="F1F3F5"/>
+    </w:rPr>
+  </w:style>
+  <w:style w:type="character" w:customStyle="1" w:styleId="NormalTok">
+    <w:name w:val="NormalTok"/>
+    <w:basedOn w:val="VerbatimChar"/>
+    <w:rPr>
+      <w:color w:val="003B4F"/>
       <w:shd w:val="clear" w:color="auto" w:fill="F1F3F5"/>
     </w:rPr>
   </w:style>
